--- a/reviews/2026-08-15_execution-integrity.docx
+++ b/reviews/2026-08-15_execution-integrity.docx
@@ -580,7 +580,7 @@
                 <w:sz w:val="18"/>
                 <w:szCs w:val="18"/>
               </w:rPr>
-              <w:t xml:space="preserve">466646b, 9c03cbb, e710bc5, ea884c7, 1237546, c090f76, b4bfd13, 79a7b2c, 5225b59</w:t>
+              <w:t xml:space="preserve">466646b, 9c03cbb, e710bc5, ea884c7, 1237546, c090f76, b4bfd13, 79a7b2c, 5225b59; revision 1 adds 72ff181, 9a78a6d, 140ad26</w:t>
             </w:r>
           </w:p>
         </w:tc>
@@ -645,7 +645,7 @@
                 <w:sz w:val="18"/>
                 <w:szCs w:val="18"/>
               </w:rPr>
-              <w:t xml:space="preserve">RESEARCH_MEMO.md — "Execution integrity — the Friday cadence meets the vendor (2026-08-14/15)"</w:t>
+              <w:t xml:space="preserve">RESEARCH_MEMO.md — "Execution integrity — the Friday cadence meets the vendor (2026-08-14/15)", plus the same-day addendum</w:t>
             </w:r>
           </w:p>
         </w:tc>
@@ -679,6 +679,71 @@
                 <w:sz w:val="18"/>
                 <w:szCs w:val="18"/>
               </w:rPr>
+              <w:t xml:space="preserve">Revisions</w:t>
+            </w:r>
+          </w:p>
+        </w:tc>
+        <w:tc>
+          <w:tcPr>
+            <w:tcW w:type="dxa" w:w="6426"/>
+            <w:tcBorders>
+              <w:top w:val="single" w:color="BFBFBF" w:sz="1"/>
+              <w:left w:val="single" w:color="BFBFBF" w:sz="1"/>
+              <w:bottom w:val="single" w:color="BFBFBF" w:sz="1"/>
+              <w:right w:val="single" w:color="BFBFBF" w:sz="1"/>
+            </w:tcBorders>
+            <w:tcMar>
+              <w:top w:type="dxa" w:w="60"/>
+              <w:left w:type="dxa" w:w="100"/>
+              <w:bottom w:type="dxa" w:w="60"/>
+              <w:right w:type="dxa" w:w="100"/>
+            </w:tcMar>
+          </w:tcPr>
+          <w:p>
+            <w:pPr>
+              <w:jc w:val="left"/>
+            </w:pPr>
+            <w:r>
+              <w:rPr>
+                <w:b w:val="false"/>
+                <w:bCs w:val="false"/>
+                <w:sz w:val="18"/>
+                <w:szCs w:val="18"/>
+              </w:rPr>
+              <w:t xml:space="preserve">Rev 1, 2026-08-15 (same day) — the tail-extension repair described in F2 shipped with its own bound defect. See the revision note overleaf. F3 stands unchanged.</w:t>
+            </w:r>
+          </w:p>
+        </w:tc>
+      </w:tr>
+      <w:tr>
+        <w:tc>
+          <w:tcPr>
+            <w:tcW w:type="dxa" w:w="2600"/>
+            <w:tcBorders>
+              <w:top w:val="single" w:color="BFBFBF" w:sz="1"/>
+              <w:left w:val="single" w:color="BFBFBF" w:sz="1"/>
+              <w:bottom w:val="single" w:color="BFBFBF" w:sz="1"/>
+              <w:right w:val="single" w:color="BFBFBF" w:sz="1"/>
+            </w:tcBorders>
+            <w:shd w:fill="E8EEF4" w:val="clear"/>
+            <w:tcMar>
+              <w:top w:type="dxa" w:w="60"/>
+              <w:left w:type="dxa" w:w="100"/>
+              <w:bottom w:type="dxa" w:w="60"/>
+              <w:right w:type="dxa" w:w="100"/>
+            </w:tcMar>
+          </w:tcPr>
+          <w:p>
+            <w:pPr>
+              <w:jc w:val="left"/>
+            </w:pPr>
+            <w:r>
+              <w:rPr>
+                <w:b/>
+                <w:bCs/>
+                <w:sz w:val="18"/>
+                <w:szCs w:val="18"/>
+              </w:rPr>
               <w:t xml:space="preserve">Outcome</w:t>
             </w:r>
           </w:p>
@@ -710,7 +775,7 @@
                 <w:sz w:val="18"/>
                 <w:szCs w:val="18"/>
               </w:rPr>
-              <w:t xml:space="preserve">Five defects fixed; deployed convention UNCHANGED (rank Thursday, fill Friday close). Nothing was traded on the defective signal. Cadence viability now under measurement, not decided.</w:t>
+              <w:t xml:space="preserve">Five defects fixed; deployed convention UNCHANGED (rank Thursday, fill Friday close). Nothing was traded on the defective signal. Cadence viability now under measurement, not decided. Rev 1: a sixth defect, inside the fix for the second.</w:t>
             </w:r>
           </w:p>
         </w:tc>
@@ -727,6 +792,7 @@
     <w:p>
       <w:pPr>
         <w:pStyle w:val="Heading1"/>
+        <w:pageBreakBefore/>
       </w:pPr>
       <w:r>
         <w:t xml:space="preserve">Executive summary</w:t>
@@ -808,6 +874,168 @@
       </w:pPr>
       <w:r>
         <w:t xml:space="preserve">Deployed convention UNCHANGED. Whether the Xetra lag makes the Friday cadence unworkable for sleeve D is OPEN, now sampled four times daily, and the present evidence is explicitly too thin to move a rebalance day.</w:t>
+      </w:r>
+    </w:p>
+    <w:p>
+      <w:pPr>
+        <w:pStyle w:val="Heading1"/>
+      </w:pPr>
+      <w:r>
+        <w:t xml:space="preserve">Revision note 1 — 2026-08-15, same day</w:t>
+      </w:r>
+    </w:p>
+    <w:p>
+      <w:pPr>
+        <w:spacing w:after="120" w:before="0"/>
+      </w:pPr>
+      <w:r>
+        <w:t xml:space="preserve">The repair described in F2 — extending the panel from the last published roster Friday to the last completed session — SHIPPED WITH ITS OWN BOUND DEFECT, found the same day and fixed. The record is issued with this note rather than rewritten, because the sequence is the point: a fix that removes one conflation reintroduced it one layer down.</w:t>
+      </w:r>
+    </w:p>
+    <w:p>
+      <w:pPr>
+        <w:spacing w:after="120" w:before="0"/>
+      </w:pPr>
+      <w:r>
+        <w:t xml:space="preserve">It surfaced as fourteen candidate Europe supersector panels refusing to recompute, which looked like the unresolved-ticker problem Phase 30 fixed for the deployed five. It was not. Current-roster coverage is 100 per cent on thirteen of the fourteen and exactly one ticker is unresolved across all of them; the 404s in the logs are long-delisted historical constituents, not holdings.</w:t>
+      </w:r>
+    </w:p>
+    <w:p>
+      <w:pPr>
+        <w:spacing w:after="120" w:before="0"/>
+      </w:pPr>
+      <w:r>
+        <w:t xml:space="preserve">The panels failed because the file-level coverage floor reads the FINAL ROW, and the extended tail had pushed that row one session past the data — EXH6 priced to 13 August against a last completed Xetra session of the 14th. `schedule_end` took the last completed session on the VENUE CALENDAR, a fact about the exchange, where it needed whether the vendor had published the CONSTITUENT prices for it. On the European lines that lags by about a session. The same conflation as the defect this record is about, one layer down and three days later.</w:t>
+      </w:r>
+    </w:p>
+    <w:tbl>
+      <w:tblPr>
+        <w:tblW w:type="dxa" w:w="9026"/>
+        <w:tblBorders>
+          <w:top w:val="single" w:color="auto" w:sz="4"/>
+          <w:left w:val="single" w:color="auto" w:sz="4"/>
+          <w:bottom w:val="single" w:color="auto" w:sz="4"/>
+          <w:right w:val="single" w:color="auto" w:sz="4"/>
+          <w:insideH w:val="single" w:color="auto" w:sz="4"/>
+          <w:insideV w:val="single" w:color="auto" w:sz="4"/>
+        </w:tblBorders>
+      </w:tblPr>
+      <w:tblGrid>
+        <w:gridCol w:w="9026"/>
+      </w:tblGrid>
+      <w:tr>
+        <w:tc>
+          <w:tcPr>
+            <w:tcW w:type="dxa" w:w="9026"/>
+            <w:tcBorders>
+              <w:top w:val="single" w:color="BFBFBF" w:sz="1"/>
+              <w:left w:val="single" w:color="BFBFBF" w:sz="1"/>
+              <w:bottom w:val="single" w:color="BFBFBF" w:sz="1"/>
+              <w:right w:val="single" w:color="BFBFBF" w:sz="1"/>
+            </w:tcBorders>
+            <w:shd w:fill="E8EEF4" w:val="clear"/>
+            <w:tcMar>
+              <w:top w:type="dxa" w:w="100"/>
+              <w:left w:type="dxa" w:w="140"/>
+              <w:bottom w:type="dxa" w:w="100"/>
+              <w:right w:type="dxa" w:w="140"/>
+            </w:tcMar>
+          </w:tcPr>
+          <w:p>
+            <w:r>
+              <w:rPr>
+                <w:sz w:val="20"/>
+                <w:szCs w:val="20"/>
+              </w:rPr>
+              <w:t xml:space="preserve">NOT confined to the research panels. Verified before fixing: EXV1, EXH1 and EXH9 all carried constituent prices only to 13 August, so EVERY DEPLOYED EUROPE PANEL — 20 per cent of NAV — would have failed identically on its next run, and would have surfaced as "the European sleeve stopped updating" rather than as a one-session bound error.</w:t>
+            </w:r>
+          </w:p>
+        </w:tc>
+      </w:tr>
+    </w:tbl>
+    <w:p>
+      <w:pPr>
+        <w:spacing w:after="120" w:before="0"/>
+      </w:pPr>
+      <w:r>
+        <w:t xml:space="preserve"/>
+      </w:r>
+    </w:p>
+    <w:p>
+      <w:pPr>
+        <w:spacing w:after="120" w:before="0"/>
+      </w:pPr>
+      <w:r>
+        <w:t xml:space="preserve">The fix caps the tail at the last session the roster in force is actually priced for, never below the roster Friday. And it needed a second pass, which is the part that generalises: the first cap used MIN_BREADTH_NAMES, the ROW-level floor of five names, while the guard that refuses the write is the FILE-level 50 per cent coverage floor. For small panels the two agree. EXH3 had 8 of 107 names priced on 14 August — above five, far below half — so the cap admitted a session the guard then rejected, and seventeen of nineteen panels wrote while the two largest refused, one of them a deployed sleeve member.</w:t>
+      </w:r>
+    </w:p>
+    <w:tbl>
+      <w:tblPr>
+        <w:tblW w:type="dxa" w:w="9026"/>
+        <w:tblBorders>
+          <w:top w:val="single" w:color="auto" w:sz="4"/>
+          <w:left w:val="single" w:color="auto" w:sz="4"/>
+          <w:bottom w:val="single" w:color="auto" w:sz="4"/>
+          <w:right w:val="single" w:color="auto" w:sz="4"/>
+          <w:insideH w:val="single" w:color="auto" w:sz="4"/>
+          <w:insideV w:val="single" w:color="auto" w:sz="4"/>
+        </w:tblBorders>
+      </w:tblPr>
+      <w:tblGrid>
+        <w:gridCol w:w="9026"/>
+      </w:tblGrid>
+      <w:tr>
+        <w:tc>
+          <w:tcPr>
+            <w:tcW w:type="dxa" w:w="9026"/>
+            <w:tcBorders>
+              <w:top w:val="single" w:color="BFBFBF" w:sz="1"/>
+              <w:left w:val="single" w:color="BFBFBF" w:sz="1"/>
+              <w:bottom w:val="single" w:color="BFBFBF" w:sz="1"/>
+              <w:right w:val="single" w:color="BFBFBF" w:sz="1"/>
+            </w:tcBorders>
+            <w:shd w:fill="E8EEF4" w:val="clear"/>
+            <w:tcMar>
+              <w:top w:type="dxa" w:w="100"/>
+              <w:left w:type="dxa" w:w="140"/>
+              <w:bottom w:type="dxa" w:w="100"/>
+              <w:right w:type="dxa" w:w="140"/>
+            </w:tcMar>
+          </w:tcPr>
+          <w:p>
+            <w:r>
+              <w:rPr>
+                <w:sz w:val="20"/>
+                <w:szCs w:val="20"/>
+              </w:rPr>
+              <w:t xml:space="preserve">A cap that does not share the guard’s criterion is a second opinion, not a bound. It now derives its threshold from MIN_ROSTER_COVERAGE_FAIL, so the two cannot disagree by construction.</w:t>
+            </w:r>
+          </w:p>
+        </w:tc>
+      </w:tr>
+    </w:tbl>
+    <w:p>
+      <w:pPr>
+        <w:spacing w:after="120" w:before="0"/>
+      </w:pPr>
+      <w:r>
+        <w:t xml:space="preserve"/>
+      </w:r>
+    </w:p>
+    <w:p>
+      <w:pPr>
+        <w:spacing w:after="120" w:before="0"/>
+      </w:pPr>
+      <w:r>
+        <w:t xml:space="preserve">F3 STANDS UNCHANGED. The value-preservation result concerns historical values under the extension and still holds bit-identical; this is a bound defect at the tail. Two different failures of one change, and marking the confirmed result superseded would misrepresent it. Filed as a second ledger row dated 2026-08-15, in non_hypothesis_rows — it is a repair and proposes nothing.</w:t>
+      </w:r>
+    </w:p>
+    <w:p>
+      <w:pPr>
+        <w:spacing w:after="120" w:before="0"/>
+      </w:pPr>
+      <w:r>
+        <w:t xml:space="preserve">Also corrected the same day, on the published page rather than in the engines: the Data tab labelled ICHN, IJPN, ITWN and NDIA `deployed` when they are research-only, against a sleeve rejected in register record 2026-07-02-breadth-thrust-etf-2, and emitted `registered` for the pruned IUIT — a value the page’s own legend and filter do not carry, so the Monitored filter matched nothing and IUIT was unreachable. Now 19 deployed / 14 candidate / 5 monitored. All 38 panels are current: 33 ending 13 August, 5 ending the 14th where the constituents price a session further. Suite 1,239 to 1,256.</w:t>
       </w:r>
     </w:p>
     <w:p>
@@ -2091,6 +2319,21 @@
     </w:p>
     <w:p>
       <w:pPr>
+        <w:spacing w:after="120" w:before="0"/>
+      </w:pPr>
+      <w:r>
+        <w:rPr>
+          <w:b/>
+          <w:bCs/>
+        </w:rPr>
+        <w:t xml:space="preserve">Revision 1: </w:t>
+      </w:r>
+      <w:r>
+        <w:t xml:space="preserve">the repair for this finding shipped with a bound defect of its own — it extended to the last completed session on the venue calendar without checking that the constituents were priced for it. See the revision note above.</w:t>
+      </w:r>
+    </w:p>
+    <w:p>
+      <w:pPr>
         <w:pStyle w:val="Heading2"/>
       </w:pPr>
       <w:r>
@@ -3626,7 +3869,7 @@
                 <w:sz w:val="18"/>
                 <w:szCs w:val="18"/>
               </w:rPr>
-              <w:t xml:space="preserve">ADOPTED</w:t>
+              <w:t xml:space="preserve">ADOPTED, then AMENDED same day</w:t>
             </w:r>
           </w:p>
         </w:tc>
@@ -3657,7 +3900,7 @@
                 <w:sz w:val="18"/>
                 <w:szCs w:val="18"/>
               </w:rPr>
-              <w:t xml:space="preserve">F2, F3. Value-preserving under the pinned control; both bounds take max() against the old value so the window can only lengthen</w:t>
+              <w:t xml:space="preserve">F2, F3. Value-preserving under the pinned control. Rev 1 caps it at the last session the roster in force is priced for — the venue calendar alone reached past the data and would have failed every deployed Europe panel</w:t>
             </w:r>
           </w:p>
         </w:tc>
@@ -5244,6 +5487,19 @@
       </w:pPr>
       <w:r>
         <w:t xml:space="preserve">Open a separate study on historical breadth moving when a panel is recomputed against a re-fetched price frame (F4).</w:t>
+      </w:r>
+    </w:p>
+    <w:p>
+      <w:pPr>
+        <w:pStyle w:val="ListParagraph"/>
+        <w:numPr>
+          <w:ilvl w:val="0"/>
+          <w:numId w:val="3"/>
+        </w:numPr>
+        <w:spacing w:after="60"/>
+      </w:pPr>
+      <w:r>
+        <w:t xml:space="preserve">Rev 1 leaves one thing unmeasured: how often the constituent price lag actually bites at the decision hour. The vendor probe answers it; until it has weeks of samples, the cap is a correctness fix, not evidence about cadence.</w:t>
       </w:r>
     </w:p>
     <w:p>
